--- a/denisovan-archaic-dna-analysis/docs/ahg_submission/supporting_information_ahg.docx
+++ b/denisovan-archaic-dna-analysis/docs/ahg_submission/supporting_information_ahg.docx
@@ -85,7 +85,7 @@
         <w:rPr>
           <w:b/>
         </w:rPr>
-        <w:t>Figure S2. Minard-style schematic of human dispersal and archaic introgression. Band widths, branch positions, and event placement are illustrative and do not estimate migration magnitude or a route supported by the present analysis. The ABO sub-lineage compositions shown are computed in this study from data/abo_sublineage_summary.csv (segments, not individuals; ties excluded from the percentages) and the South Asian Denisovan-segment count from data/abo_denisovan_segments.csv; broad archaic-ancestry ranges are attributed on the figure to Prüfer et al. (2014), Vernot and Akey (2014), Reich et al. (2011), and Meyer et al. (2012).</w:t>
+        <w:t>Figure S2. Exploratory ABO-centered analysis preserving the historical grouped-bar and segment-map layout. Equal maximum-similarity ties are excluded from the displayed three-reference proportions and retained in Supplementary Data. The Pima segment overlaps ABO; the Maya segment is within the wider interval but does not overlap the gene. Counts are segments, not regional frequencies, and are not interpreted as a migration route.</w:t>
       </w:r>
     </w:p>
     <w:p>
@@ -95,7 +95,7 @@
       <w:r>
         <w:drawing>
           <wp:inline xmlns:a="http://schemas.openxmlformats.org/drawingml/2006/main" xmlns:pic="http://schemas.openxmlformats.org/drawingml/2006/picture">
-            <wp:extent cx="5806440" cy="2945508"/>
+            <wp:extent cx="5806440" cy="2332323"/>
             <wp:docPr id="2" name="Picture 2"/>
             <wp:cNvGraphicFramePr>
               <a:graphicFrameLocks noChangeAspect="1"/>
@@ -104,7 +104,7 @@
               <a:graphicData uri="http://schemas.openxmlformats.org/drawingml/2006/picture">
                 <pic:pic>
                   <pic:nvPicPr>
-                    <pic:cNvPr id="0" name="fig3_minard_migration.png"/>
+                    <pic:cNvPr id="0" name="fig5_abo_sublineage.png"/>
                     <pic:cNvPicPr/>
                   </pic:nvPicPr>
                   <pic:blipFill>
@@ -116,7 +116,7 @@
                   <pic:spPr>
                     <a:xfrm>
                       <a:off x="0" y="0"/>
-                      <a:ext cx="5806440" cy="2945508"/>
+                      <a:ext cx="5806440" cy="2332323"/>
                     </a:xfrm>
                     <a:prstGeom prst="rect"/>
                   </pic:spPr>
@@ -195,62 +195,7 @@
         <w:rPr>
           <w:b/>
         </w:rPr>
-        <w:t>Figure S4. Ancient North Eurasian contextual hypothesis. Dashed arrows represent a testable narrative, not evidence that either observed segment followed the illustrated route.</w:t>
-      </w:r>
-    </w:p>
-    <w:p>
-      <w:pPr>
-        <w:jc w:val="center"/>
-      </w:pPr>
-      <w:r>
-        <w:drawing>
-          <wp:inline xmlns:a="http://schemas.openxmlformats.org/drawingml/2006/main" xmlns:pic="http://schemas.openxmlformats.org/drawingml/2006/picture">
-            <wp:extent cx="5806440" cy="3733910"/>
-            <wp:docPr id="4" name="Picture 4"/>
-            <wp:cNvGraphicFramePr>
-              <a:graphicFrameLocks noChangeAspect="1"/>
-            </wp:cNvGraphicFramePr>
-            <a:graphic>
-              <a:graphicData uri="http://schemas.openxmlformats.org/drawingml/2006/picture">
-                <pic:pic>
-                  <pic:nvPicPr>
-                    <pic:cNvPr id="0" name="fig7_ane_model.png"/>
-                    <pic:cNvPicPr/>
-                  </pic:nvPicPr>
-                  <pic:blipFill>
-                    <a:blip r:embed="rId12"/>
-                    <a:stretch>
-                      <a:fillRect/>
-                    </a:stretch>
-                  </pic:blipFill>
-                  <pic:spPr>
-                    <a:xfrm>
-                      <a:off x="0" y="0"/>
-                      <a:ext cx="5806440" cy="3733910"/>
-                    </a:xfrm>
-                    <a:prstGeom prst="rect"/>
-                  </pic:spPr>
-                </pic:pic>
-              </a:graphicData>
-            </a:graphic>
-          </wp:inline>
-        </w:drawing>
-      </w:r>
-    </w:p>
-    <w:p>
-      <w:r>
-        <w:br w:type="page"/>
-      </w:r>
-    </w:p>
-    <w:p>
-      <w:pPr>
-        <w:spacing w:before="320"/>
-      </w:pPr>
-      <w:r>
-        <w:rPr>
-          <w:b/>
-        </w:rPr>
-        <w:t>Figure S5. Descriptive ancient and modern ABO-window summaries generated by different pipelines; no formal temporal comparison is made.</w:t>
+        <w:t>Figure S4. Descriptive ancient and modern ABO-window summaries generated by different pipelines; no formal temporal comparison is made.</w:t>
       </w:r>
     </w:p>
     <w:p>
@@ -261,7 +206,7 @@
         <w:drawing>
           <wp:inline xmlns:a="http://schemas.openxmlformats.org/drawingml/2006/main" xmlns:pic="http://schemas.openxmlformats.org/drawingml/2006/picture">
             <wp:extent cx="5806440" cy="2930000"/>
-            <wp:docPr id="5" name="Picture 5"/>
+            <wp:docPr id="4" name="Picture 4"/>
             <wp:cNvGraphicFramePr>
               <a:graphicFrameLocks noChangeAspect="1"/>
             </wp:cNvGraphicFramePr>
@@ -273,7 +218,7 @@
                     <pic:cNvPicPr/>
                   </pic:nvPicPr>
                   <pic:blipFill>
-                    <a:blip r:embed="rId13"/>
+                    <a:blip r:embed="rId12"/>
                     <a:stretch>
                       <a:fillRect/>
                     </a:stretch>
@@ -305,7 +250,7 @@
         <w:rPr>
           <w:b/>
         </w:rPr>
-        <w:t>Figure S6. Bivariate global context computed in this study. Circle area encodes the mean per-bin Neanderthal-segment coverage and colour encodes the mean per-bin Denisovan-segment coverage for each population, both from data/population_profiles_500kb.npz; coordinates are approximate sampling locations from data/population_metadata.csv. These descriptive summaries were not used in the pairwise statistical models.</w:t>
+        <w:t>Figure S5. Bivariate global context computed in this study. Circle area encodes the mean per-bin Neanderthal-segment coverage and colour encodes the mean per-bin Denisovan-segment coverage for each population, both from data/population_profiles_500kb.npz; coordinates are approximate sampling locations from data/population_metadata.csv. These descriptive summaries were not used in the pairwise statistical models.</w:t>
       </w:r>
     </w:p>
     <w:p>
@@ -316,7 +261,7 @@
         <w:drawing>
           <wp:inline xmlns:a="http://schemas.openxmlformats.org/drawingml/2006/main" xmlns:pic="http://schemas.openxmlformats.org/drawingml/2006/picture">
             <wp:extent cx="5806440" cy="2922721"/>
-            <wp:docPr id="6" name="Picture 6"/>
+            <wp:docPr id="5" name="Picture 5"/>
             <wp:cNvGraphicFramePr>
               <a:graphicFrameLocks noChangeAspect="1"/>
             </wp:cNvGraphicFramePr>
@@ -328,7 +273,7 @@
                     <pic:cNvPicPr/>
                   </pic:nvPicPr>
                   <pic:blipFill>
-                    <a:blip r:embed="rId14"/>
+                    <a:blip r:embed="rId13"/>
                     <a:stretch>
                       <a:fillRect/>
                     </a:stretch>
@@ -345,6 +290,793 @@
             </a:graphic>
           </wp:inline>
         </w:drawing>
+      </w:r>
+    </w:p>
+    <w:p>
+      <w:r>
+        <w:br w:type="page"/>
+      </w:r>
+    </w:p>
+    <w:p>
+      <w:pPr>
+        <w:spacing w:before="280"/>
+      </w:pPr>
+      <w:r>
+        <w:rPr>
+          <w:b/>
+        </w:rPr>
+        <w:t>Table S1. Exploratory ABO-window Neanderthal-reference composition</w:t>
+      </w:r>
+    </w:p>
+    <w:tbl>
+      <w:tblPr>
+        <w:tblStyle w:val="TableGrid"/>
+        <w:tblW w:type="auto" w:w="0"/>
+        <w:tblLook w:firstColumn="1" w:firstRow="1" w:lastColumn="0" w:lastRow="0" w:noHBand="0" w:noVBand="1" w:val="04A0"/>
+      </w:tblPr>
+      <w:tblGrid>
+        <w:gridCol w:w="1872"/>
+        <w:gridCol w:w="1872"/>
+        <w:gridCol w:w="1872"/>
+        <w:gridCol w:w="1872"/>
+        <w:gridCol w:w="1872"/>
+      </w:tblGrid>
+      <w:tr>
+        <w:tc>
+          <w:tcPr>
+            <w:tcW w:type="dxa" w:w="1872"/>
+            <w:shd w:fill="D9EAF7"/>
+          </w:tcPr>
+          <w:p>
+            <w:pPr>
+              <w:spacing w:line="240" w:lineRule="auto"/>
+            </w:pPr>
+            <w:r>
+              <w:rPr>
+                <w:rFonts w:ascii="Arial" w:hAnsi="Arial"/>
+                <w:b/>
+                <w:sz w:val="17"/>
+              </w:rPr>
+              <w:t>Region</w:t>
+            </w:r>
+          </w:p>
+        </w:tc>
+        <w:tc>
+          <w:tcPr>
+            <w:tcW w:type="dxa" w:w="1872"/>
+            <w:shd w:fill="D9EAF7"/>
+          </w:tcPr>
+          <w:p>
+            <w:pPr>
+              <w:spacing w:line="240" w:lineRule="auto"/>
+            </w:pPr>
+            <w:r>
+              <w:rPr>
+                <w:rFonts w:ascii="Arial" w:hAnsi="Arial"/>
+                <w:b/>
+                <w:sz w:val="17"/>
+              </w:rPr>
+              <w:t>n</w:t>
+            </w:r>
+          </w:p>
+        </w:tc>
+        <w:tc>
+          <w:tcPr>
+            <w:tcW w:type="dxa" w:w="1872"/>
+            <w:shd w:fill="D9EAF7"/>
+          </w:tcPr>
+          <w:p>
+            <w:pPr>
+              <w:spacing w:line="240" w:lineRule="auto"/>
+            </w:pPr>
+            <w:r>
+              <w:rPr>
+                <w:rFonts w:ascii="Arial" w:hAnsi="Arial"/>
+                <w:b/>
+                <w:sz w:val="17"/>
+              </w:rPr>
+              <w:t>Altai %</w:t>
+            </w:r>
+          </w:p>
+        </w:tc>
+        <w:tc>
+          <w:tcPr>
+            <w:tcW w:type="dxa" w:w="1872"/>
+            <w:shd w:fill="D9EAF7"/>
+          </w:tcPr>
+          <w:p>
+            <w:pPr>
+              <w:spacing w:line="240" w:lineRule="auto"/>
+            </w:pPr>
+            <w:r>
+              <w:rPr>
+                <w:rFonts w:ascii="Arial" w:hAnsi="Arial"/>
+                <w:b/>
+                <w:sz w:val="17"/>
+              </w:rPr>
+              <w:t>Vindija %</w:t>
+            </w:r>
+          </w:p>
+        </w:tc>
+        <w:tc>
+          <w:tcPr>
+            <w:tcW w:type="dxa" w:w="1872"/>
+            <w:shd w:fill="D9EAF7"/>
+          </w:tcPr>
+          <w:p>
+            <w:pPr>
+              <w:spacing w:line="240" w:lineRule="auto"/>
+            </w:pPr>
+            <w:r>
+              <w:rPr>
+                <w:rFonts w:ascii="Arial" w:hAnsi="Arial"/>
+                <w:b/>
+                <w:sz w:val="17"/>
+              </w:rPr>
+              <w:t>Chagyrskaya %</w:t>
+            </w:r>
+          </w:p>
+        </w:tc>
+      </w:tr>
+      <w:tr>
+        <w:tc>
+          <w:tcPr>
+            <w:tcW w:type="dxa" w:w="1872"/>
+          </w:tcPr>
+          <w:p>
+            <w:pPr>
+              <w:spacing w:line="240" w:lineRule="auto"/>
+            </w:pPr>
+            <w:r>
+              <w:rPr>
+                <w:rFonts w:ascii="Arial" w:hAnsi="Arial"/>
+                <w:b w:val="0"/>
+                <w:sz w:val="17"/>
+              </w:rPr>
+              <w:t>East Asia</w:t>
+            </w:r>
+          </w:p>
+        </w:tc>
+        <w:tc>
+          <w:tcPr>
+            <w:tcW w:type="dxa" w:w="1872"/>
+          </w:tcPr>
+          <w:p>
+            <w:pPr>
+              <w:spacing w:line="240" w:lineRule="auto"/>
+            </w:pPr>
+            <w:r>
+              <w:rPr>
+                <w:rFonts w:ascii="Arial" w:hAnsi="Arial"/>
+                <w:b w:val="0"/>
+                <w:sz w:val="17"/>
+              </w:rPr>
+              <w:t>57</w:t>
+            </w:r>
+          </w:p>
+        </w:tc>
+        <w:tc>
+          <w:tcPr>
+            <w:tcW w:type="dxa" w:w="1872"/>
+          </w:tcPr>
+          <w:p>
+            <w:pPr>
+              <w:spacing w:line="240" w:lineRule="auto"/>
+            </w:pPr>
+            <w:r>
+              <w:rPr>
+                <w:rFonts w:ascii="Arial" w:hAnsi="Arial"/>
+                <w:b w:val="0"/>
+                <w:sz w:val="17"/>
+              </w:rPr>
+              <w:t>54.4</w:t>
+            </w:r>
+          </w:p>
+        </w:tc>
+        <w:tc>
+          <w:tcPr>
+            <w:tcW w:type="dxa" w:w="1872"/>
+          </w:tcPr>
+          <w:p>
+            <w:pPr>
+              <w:spacing w:line="240" w:lineRule="auto"/>
+            </w:pPr>
+            <w:r>
+              <w:rPr>
+                <w:rFonts w:ascii="Arial" w:hAnsi="Arial"/>
+                <w:b w:val="0"/>
+                <w:sz w:val="17"/>
+              </w:rPr>
+              <w:t>1.8</w:t>
+            </w:r>
+          </w:p>
+        </w:tc>
+        <w:tc>
+          <w:tcPr>
+            <w:tcW w:type="dxa" w:w="1872"/>
+          </w:tcPr>
+          <w:p>
+            <w:pPr>
+              <w:spacing w:line="240" w:lineRule="auto"/>
+            </w:pPr>
+            <w:r>
+              <w:rPr>
+                <w:rFonts w:ascii="Arial" w:hAnsi="Arial"/>
+                <w:b w:val="0"/>
+                <w:sz w:val="17"/>
+              </w:rPr>
+              <w:t>43.9</w:t>
+            </w:r>
+          </w:p>
+        </w:tc>
+      </w:tr>
+      <w:tr>
+        <w:tc>
+          <w:tcPr>
+            <w:tcW w:type="dxa" w:w="1872"/>
+          </w:tcPr>
+          <w:p>
+            <w:pPr>
+              <w:spacing w:line="240" w:lineRule="auto"/>
+            </w:pPr>
+            <w:r>
+              <w:rPr>
+                <w:rFonts w:ascii="Arial" w:hAnsi="Arial"/>
+                <w:b w:val="0"/>
+                <w:sz w:val="17"/>
+              </w:rPr>
+              <w:t>Europe</w:t>
+            </w:r>
+          </w:p>
+        </w:tc>
+        <w:tc>
+          <w:tcPr>
+            <w:tcW w:type="dxa" w:w="1872"/>
+          </w:tcPr>
+          <w:p>
+            <w:pPr>
+              <w:spacing w:line="240" w:lineRule="auto"/>
+            </w:pPr>
+            <w:r>
+              <w:rPr>
+                <w:rFonts w:ascii="Arial" w:hAnsi="Arial"/>
+                <w:b w:val="0"/>
+                <w:sz w:val="17"/>
+              </w:rPr>
+              <w:t>275</w:t>
+            </w:r>
+          </w:p>
+        </w:tc>
+        <w:tc>
+          <w:tcPr>
+            <w:tcW w:type="dxa" w:w="1872"/>
+          </w:tcPr>
+          <w:p>
+            <w:pPr>
+              <w:spacing w:line="240" w:lineRule="auto"/>
+            </w:pPr>
+            <w:r>
+              <w:rPr>
+                <w:rFonts w:ascii="Arial" w:hAnsi="Arial"/>
+                <w:b w:val="0"/>
+                <w:sz w:val="17"/>
+              </w:rPr>
+              <w:t>7.3</w:t>
+            </w:r>
+          </w:p>
+        </w:tc>
+        <w:tc>
+          <w:tcPr>
+            <w:tcW w:type="dxa" w:w="1872"/>
+          </w:tcPr>
+          <w:p>
+            <w:pPr>
+              <w:spacing w:line="240" w:lineRule="auto"/>
+            </w:pPr>
+            <w:r>
+              <w:rPr>
+                <w:rFonts w:ascii="Arial" w:hAnsi="Arial"/>
+                <w:b w:val="0"/>
+                <w:sz w:val="17"/>
+              </w:rPr>
+              <w:t>46.5</w:t>
+            </w:r>
+          </w:p>
+        </w:tc>
+        <w:tc>
+          <w:tcPr>
+            <w:tcW w:type="dxa" w:w="1872"/>
+          </w:tcPr>
+          <w:p>
+            <w:pPr>
+              <w:spacing w:line="240" w:lineRule="auto"/>
+            </w:pPr>
+            <w:r>
+              <w:rPr>
+                <w:rFonts w:ascii="Arial" w:hAnsi="Arial"/>
+                <w:b w:val="0"/>
+                <w:sz w:val="17"/>
+              </w:rPr>
+              <w:t>46.2</w:t>
+            </w:r>
+          </w:p>
+        </w:tc>
+      </w:tr>
+      <w:tr>
+        <w:tc>
+          <w:tcPr>
+            <w:tcW w:type="dxa" w:w="1872"/>
+          </w:tcPr>
+          <w:p>
+            <w:pPr>
+              <w:spacing w:line="240" w:lineRule="auto"/>
+            </w:pPr>
+            <w:r>
+              <w:rPr>
+                <w:rFonts w:ascii="Arial" w:hAnsi="Arial"/>
+                <w:b w:val="0"/>
+                <w:sz w:val="17"/>
+              </w:rPr>
+              <w:t>Indigenous Americas</w:t>
+            </w:r>
+          </w:p>
+        </w:tc>
+        <w:tc>
+          <w:tcPr>
+            <w:tcW w:type="dxa" w:w="1872"/>
+          </w:tcPr>
+          <w:p>
+            <w:pPr>
+              <w:spacing w:line="240" w:lineRule="auto"/>
+            </w:pPr>
+            <w:r>
+              <w:rPr>
+                <w:rFonts w:ascii="Arial" w:hAnsi="Arial"/>
+                <w:b w:val="0"/>
+                <w:sz w:val="17"/>
+              </w:rPr>
+              <w:t>2</w:t>
+            </w:r>
+          </w:p>
+        </w:tc>
+        <w:tc>
+          <w:tcPr>
+            <w:tcW w:type="dxa" w:w="1872"/>
+          </w:tcPr>
+          <w:p>
+            <w:pPr>
+              <w:spacing w:line="240" w:lineRule="auto"/>
+            </w:pPr>
+            <w:r>
+              <w:rPr>
+                <w:rFonts w:ascii="Arial" w:hAnsi="Arial"/>
+                <w:b w:val="0"/>
+                <w:sz w:val="17"/>
+              </w:rPr>
+              <w:t>0.0</w:t>
+            </w:r>
+          </w:p>
+        </w:tc>
+        <w:tc>
+          <w:tcPr>
+            <w:tcW w:type="dxa" w:w="1872"/>
+          </w:tcPr>
+          <w:p>
+            <w:pPr>
+              <w:spacing w:line="240" w:lineRule="auto"/>
+            </w:pPr>
+            <w:r>
+              <w:rPr>
+                <w:rFonts w:ascii="Arial" w:hAnsi="Arial"/>
+                <w:b w:val="0"/>
+                <w:sz w:val="17"/>
+              </w:rPr>
+              <w:t>100.0</w:t>
+            </w:r>
+          </w:p>
+        </w:tc>
+        <w:tc>
+          <w:tcPr>
+            <w:tcW w:type="dxa" w:w="1872"/>
+          </w:tcPr>
+          <w:p>
+            <w:pPr>
+              <w:spacing w:line="240" w:lineRule="auto"/>
+            </w:pPr>
+            <w:r>
+              <w:rPr>
+                <w:rFonts w:ascii="Arial" w:hAnsi="Arial"/>
+                <w:b w:val="0"/>
+                <w:sz w:val="17"/>
+              </w:rPr>
+              <w:t>0.0</w:t>
+            </w:r>
+          </w:p>
+        </w:tc>
+      </w:tr>
+      <w:tr>
+        <w:tc>
+          <w:tcPr>
+            <w:tcW w:type="dxa" w:w="1872"/>
+          </w:tcPr>
+          <w:p>
+            <w:pPr>
+              <w:spacing w:line="240" w:lineRule="auto"/>
+            </w:pPr>
+            <w:r>
+              <w:rPr>
+                <w:rFonts w:ascii="Arial" w:hAnsi="Arial"/>
+                <w:b w:val="0"/>
+                <w:sz w:val="17"/>
+              </w:rPr>
+              <w:t>Admixed Americas</w:t>
+            </w:r>
+          </w:p>
+        </w:tc>
+        <w:tc>
+          <w:tcPr>
+            <w:tcW w:type="dxa" w:w="1872"/>
+          </w:tcPr>
+          <w:p>
+            <w:pPr>
+              <w:spacing w:line="240" w:lineRule="auto"/>
+            </w:pPr>
+            <w:r>
+              <w:rPr>
+                <w:rFonts w:ascii="Arial" w:hAnsi="Arial"/>
+                <w:b w:val="0"/>
+                <w:sz w:val="17"/>
+              </w:rPr>
+              <w:t>98</w:t>
+            </w:r>
+          </w:p>
+        </w:tc>
+        <w:tc>
+          <w:tcPr>
+            <w:tcW w:type="dxa" w:w="1872"/>
+          </w:tcPr>
+          <w:p>
+            <w:pPr>
+              <w:spacing w:line="240" w:lineRule="auto"/>
+            </w:pPr>
+            <w:r>
+              <w:rPr>
+                <w:rFonts w:ascii="Arial" w:hAnsi="Arial"/>
+                <w:b w:val="0"/>
+                <w:sz w:val="17"/>
+              </w:rPr>
+              <w:t>3.1</w:t>
+            </w:r>
+          </w:p>
+        </w:tc>
+        <w:tc>
+          <w:tcPr>
+            <w:tcW w:type="dxa" w:w="1872"/>
+          </w:tcPr>
+          <w:p>
+            <w:pPr>
+              <w:spacing w:line="240" w:lineRule="auto"/>
+            </w:pPr>
+            <w:r>
+              <w:rPr>
+                <w:rFonts w:ascii="Arial" w:hAnsi="Arial"/>
+                <w:b w:val="0"/>
+                <w:sz w:val="17"/>
+              </w:rPr>
+              <w:t>61.2</w:t>
+            </w:r>
+          </w:p>
+        </w:tc>
+        <w:tc>
+          <w:tcPr>
+            <w:tcW w:type="dxa" w:w="1872"/>
+          </w:tcPr>
+          <w:p>
+            <w:pPr>
+              <w:spacing w:line="240" w:lineRule="auto"/>
+            </w:pPr>
+            <w:r>
+              <w:rPr>
+                <w:rFonts w:ascii="Arial" w:hAnsi="Arial"/>
+                <w:b w:val="0"/>
+                <w:sz w:val="17"/>
+              </w:rPr>
+              <w:t>35.7</w:t>
+            </w:r>
+          </w:p>
+        </w:tc>
+      </w:tr>
+      <w:tr>
+        <w:tc>
+          <w:tcPr>
+            <w:tcW w:type="dxa" w:w="1872"/>
+          </w:tcPr>
+          <w:p>
+            <w:pPr>
+              <w:spacing w:line="240" w:lineRule="auto"/>
+            </w:pPr>
+            <w:r>
+              <w:rPr>
+                <w:rFonts w:ascii="Arial" w:hAnsi="Arial"/>
+                <w:b w:val="0"/>
+                <w:sz w:val="17"/>
+              </w:rPr>
+              <w:t>Central/South Asia</w:t>
+            </w:r>
+          </w:p>
+        </w:tc>
+        <w:tc>
+          <w:tcPr>
+            <w:tcW w:type="dxa" w:w="1872"/>
+          </w:tcPr>
+          <w:p>
+            <w:pPr>
+              <w:spacing w:line="240" w:lineRule="auto"/>
+            </w:pPr>
+            <w:r>
+              <w:rPr>
+                <w:rFonts w:ascii="Arial" w:hAnsi="Arial"/>
+                <w:b w:val="0"/>
+                <w:sz w:val="17"/>
+              </w:rPr>
+              <w:t>98</w:t>
+            </w:r>
+          </w:p>
+        </w:tc>
+        <w:tc>
+          <w:tcPr>
+            <w:tcW w:type="dxa" w:w="1872"/>
+          </w:tcPr>
+          <w:p>
+            <w:pPr>
+              <w:spacing w:line="240" w:lineRule="auto"/>
+            </w:pPr>
+            <w:r>
+              <w:rPr>
+                <w:rFonts w:ascii="Arial" w:hAnsi="Arial"/>
+                <w:b w:val="0"/>
+                <w:sz w:val="17"/>
+              </w:rPr>
+              <w:t>9.2</w:t>
+            </w:r>
+          </w:p>
+        </w:tc>
+        <w:tc>
+          <w:tcPr>
+            <w:tcW w:type="dxa" w:w="1872"/>
+          </w:tcPr>
+          <w:p>
+            <w:pPr>
+              <w:spacing w:line="240" w:lineRule="auto"/>
+            </w:pPr>
+            <w:r>
+              <w:rPr>
+                <w:rFonts w:ascii="Arial" w:hAnsi="Arial"/>
+                <w:b w:val="0"/>
+                <w:sz w:val="17"/>
+              </w:rPr>
+              <w:t>44.9</w:t>
+            </w:r>
+          </w:p>
+        </w:tc>
+        <w:tc>
+          <w:tcPr>
+            <w:tcW w:type="dxa" w:w="1872"/>
+          </w:tcPr>
+          <w:p>
+            <w:pPr>
+              <w:spacing w:line="240" w:lineRule="auto"/>
+            </w:pPr>
+            <w:r>
+              <w:rPr>
+                <w:rFonts w:ascii="Arial" w:hAnsi="Arial"/>
+                <w:b w:val="0"/>
+                <w:sz w:val="17"/>
+              </w:rPr>
+              <w:t>45.9</w:t>
+            </w:r>
+          </w:p>
+        </w:tc>
+      </w:tr>
+      <w:tr>
+        <w:tc>
+          <w:tcPr>
+            <w:tcW w:type="dxa" w:w="1872"/>
+          </w:tcPr>
+          <w:p>
+            <w:pPr>
+              <w:spacing w:line="240" w:lineRule="auto"/>
+            </w:pPr>
+            <w:r>
+              <w:rPr>
+                <w:rFonts w:ascii="Arial" w:hAnsi="Arial"/>
+                <w:b w:val="0"/>
+                <w:sz w:val="17"/>
+              </w:rPr>
+              <w:t>Middle East</w:t>
+            </w:r>
+          </w:p>
+        </w:tc>
+        <w:tc>
+          <w:tcPr>
+            <w:tcW w:type="dxa" w:w="1872"/>
+          </w:tcPr>
+          <w:p>
+            <w:pPr>
+              <w:spacing w:line="240" w:lineRule="auto"/>
+            </w:pPr>
+            <w:r>
+              <w:rPr>
+                <w:rFonts w:ascii="Arial" w:hAnsi="Arial"/>
+                <w:b w:val="0"/>
+                <w:sz w:val="17"/>
+              </w:rPr>
+              <w:t>44</w:t>
+            </w:r>
+          </w:p>
+        </w:tc>
+        <w:tc>
+          <w:tcPr>
+            <w:tcW w:type="dxa" w:w="1872"/>
+          </w:tcPr>
+          <w:p>
+            <w:pPr>
+              <w:spacing w:line="240" w:lineRule="auto"/>
+            </w:pPr>
+            <w:r>
+              <w:rPr>
+                <w:rFonts w:ascii="Arial" w:hAnsi="Arial"/>
+                <w:b w:val="0"/>
+                <w:sz w:val="17"/>
+              </w:rPr>
+              <w:t>11.4</w:t>
+            </w:r>
+          </w:p>
+        </w:tc>
+        <w:tc>
+          <w:tcPr>
+            <w:tcW w:type="dxa" w:w="1872"/>
+          </w:tcPr>
+          <w:p>
+            <w:pPr>
+              <w:spacing w:line="240" w:lineRule="auto"/>
+            </w:pPr>
+            <w:r>
+              <w:rPr>
+                <w:rFonts w:ascii="Arial" w:hAnsi="Arial"/>
+                <w:b w:val="0"/>
+                <w:sz w:val="17"/>
+              </w:rPr>
+              <w:t>52.3</w:t>
+            </w:r>
+          </w:p>
+        </w:tc>
+        <w:tc>
+          <w:tcPr>
+            <w:tcW w:type="dxa" w:w="1872"/>
+          </w:tcPr>
+          <w:p>
+            <w:pPr>
+              <w:spacing w:line="240" w:lineRule="auto"/>
+            </w:pPr>
+            <w:r>
+              <w:rPr>
+                <w:rFonts w:ascii="Arial" w:hAnsi="Arial"/>
+                <w:b w:val="0"/>
+                <w:sz w:val="17"/>
+              </w:rPr>
+              <w:t>36.4</w:t>
+            </w:r>
+          </w:p>
+        </w:tc>
+      </w:tr>
+      <w:tr>
+        <w:tc>
+          <w:tcPr>
+            <w:tcW w:type="dxa" w:w="1872"/>
+          </w:tcPr>
+          <w:p>
+            <w:pPr>
+              <w:spacing w:line="240" w:lineRule="auto"/>
+            </w:pPr>
+            <w:r>
+              <w:rPr>
+                <w:rFonts w:ascii="Arial" w:hAnsi="Arial"/>
+                <w:b w:val="0"/>
+                <w:sz w:val="17"/>
+              </w:rPr>
+              <w:t>Oceania</w:t>
+            </w:r>
+          </w:p>
+        </w:tc>
+        <w:tc>
+          <w:tcPr>
+            <w:tcW w:type="dxa" w:w="1872"/>
+          </w:tcPr>
+          <w:p>
+            <w:pPr>
+              <w:spacing w:line="240" w:lineRule="auto"/>
+            </w:pPr>
+            <w:r>
+              <w:rPr>
+                <w:rFonts w:ascii="Arial" w:hAnsi="Arial"/>
+                <w:b w:val="0"/>
+                <w:sz w:val="17"/>
+              </w:rPr>
+              <w:t>13</w:t>
+            </w:r>
+          </w:p>
+        </w:tc>
+        <w:tc>
+          <w:tcPr>
+            <w:tcW w:type="dxa" w:w="1872"/>
+          </w:tcPr>
+          <w:p>
+            <w:pPr>
+              <w:spacing w:line="240" w:lineRule="auto"/>
+            </w:pPr>
+            <w:r>
+              <w:rPr>
+                <w:rFonts w:ascii="Arial" w:hAnsi="Arial"/>
+                <w:b w:val="0"/>
+                <w:sz w:val="17"/>
+              </w:rPr>
+              <w:t>0.0</w:t>
+            </w:r>
+          </w:p>
+        </w:tc>
+        <w:tc>
+          <w:tcPr>
+            <w:tcW w:type="dxa" w:w="1872"/>
+          </w:tcPr>
+          <w:p>
+            <w:pPr>
+              <w:spacing w:line="240" w:lineRule="auto"/>
+            </w:pPr>
+            <w:r>
+              <w:rPr>
+                <w:rFonts w:ascii="Arial" w:hAnsi="Arial"/>
+                <w:b w:val="0"/>
+                <w:sz w:val="17"/>
+              </w:rPr>
+              <w:t>0.0</w:t>
+            </w:r>
+          </w:p>
+        </w:tc>
+        <w:tc>
+          <w:tcPr>
+            <w:tcW w:type="dxa" w:w="1872"/>
+          </w:tcPr>
+          <w:p>
+            <w:pPr>
+              <w:spacing w:line="240" w:lineRule="auto"/>
+            </w:pPr>
+            <w:r>
+              <w:rPr>
+                <w:rFonts w:ascii="Arial" w:hAnsi="Arial"/>
+                <w:b w:val="0"/>
+                <w:sz w:val="17"/>
+              </w:rPr>
+              <w:t>100.0</w:t>
+            </w:r>
+          </w:p>
+        </w:tc>
+      </w:tr>
+    </w:tbl>
+    <w:p>
+      <w:pPr>
+        <w:spacing w:line="240" w:lineRule="auto"/>
+      </w:pPr>
+      <w:r>
+        <w:rPr>
+          <w:sz w:val="18"/>
+        </w:rPr>
+        <w:t>Note. Counts are classifiable segments, not individuals. Percentages use the three-reference denominator shown by n. Equal maximum-similarity ties are excluded from these percentages but retained in Supplementary Data. The 2/2 Indigenous American value is not a regional frequency estimate; only one segment overlaps ABO, and these counts are not interpreted as a migration route.</w:t>
+      </w:r>
+    </w:p>
+    <w:p>
+      <w:r>
+        <w:br w:type="page"/>
       </w:r>
     </w:p>
     <w:p>
